--- a/MD-11/Auto_Flight_and_FCC.docx
+++ b/MD-11/Auto_Flight_and_FCC.docx
@@ -111,7 +111,7 @@
           <w:sz w:val="24"/>
           <w:szCs w:val="24"/>
         </w:rPr>
-        <w:t>10/20/2025</w:t>
+        <w:t>3/6/2026</w:t>
       </w:r>
       <w:r>
         <w:rPr>
@@ -2224,7 +2224,7 @@
         <w:t xml:space="preserve"> of 2 independent Autopilots (APs). Each system has a coupled Auto Thrust System (ATS).</w:t>
       </w:r>
       <w:r>
-        <w:t xml:space="preserve"> The system is capable of automatically flying the aircraft from shortly after liftoff, to touchdown and rollout.</w:t>
+        <w:t xml:space="preserve"> The system is capable of automatically flying the aircraft from shortly after liftoff to touchdown and rollout.</w:t>
       </w:r>
     </w:p>
     <w:p>
@@ -9396,15 +9396,7 @@
         <w:t>due to the RCWS aileron lagging slightly behind the other ailerons</w:t>
       </w:r>
       <w:r>
-        <w:t xml:space="preserve"> causing the FCC to </w:t>
-      </w:r>
-      <w:proofErr w:type="spellStart"/>
-      <w:r>
-        <w:t>backdrive</w:t>
-      </w:r>
-      <w:proofErr w:type="spellEnd"/>
-      <w:r>
-        <w:t xml:space="preserve"> the </w:t>
+        <w:t xml:space="preserve"> causing the FCC to backdrive the </w:t>
       </w:r>
       <w:r>
         <w:t xml:space="preserve">control </w:t>
@@ -10151,7 +10143,13 @@
         </w:numPr>
       </w:pPr>
       <w:r>
-        <w:t xml:space="preserve">Spool the engines up to </w:t>
+        <w:t xml:space="preserve">Spool </w:t>
+      </w:r>
+      <w:r>
+        <w:t xml:space="preserve">up </w:t>
+      </w:r>
+      <w:r>
+        <w:t xml:space="preserve">the engines to </w:t>
       </w:r>
       <w:r>
         <w:t>approximately</w:t>

--- a/MD-11/Auto_Flight_and_FCC.docx
+++ b/MD-11/Auto_Flight_and_FCC.docx
@@ -111,7 +111,7 @@
           <w:sz w:val="24"/>
           <w:szCs w:val="24"/>
         </w:rPr>
-        <w:t>3/6/2026</w:t>
+        <w:t>4/24/2026</w:t>
       </w:r>
       <w:r>
         <w:rPr>
@@ -224,7 +224,7 @@
           <w:r>
             <w:fldChar w:fldCharType="separate"/>
           </w:r>
-          <w:hyperlink w:anchor="_Toc189869528" w:history="1">
+          <w:hyperlink w:anchor="_Toc227952106" w:history="1">
             <w:r>
               <w:rPr>
                 <w:rStyle w:val="Hyperlink"/>
@@ -251,7 +251,7 @@
                 <w:noProof/>
                 <w:webHidden/>
               </w:rPr>
-              <w:instrText xml:space="preserve"> PAGEREF _Toc189869528 \h </w:instrText>
+              <w:instrText xml:space="preserve"> PAGEREF _Toc227952106 \h </w:instrText>
             </w:r>
             <w:r>
               <w:rPr>
@@ -296,7 +296,7 @@
               <w14:ligatures w14:val="standardContextual"/>
             </w:rPr>
           </w:pPr>
-          <w:hyperlink w:anchor="_Toc189869529" w:history="1">
+          <w:hyperlink w:anchor="_Toc227952107" w:history="1">
             <w:r>
               <w:rPr>
                 <w:rStyle w:val="Hyperlink"/>
@@ -323,7 +323,7 @@
                 <w:noProof/>
                 <w:webHidden/>
               </w:rPr>
-              <w:instrText xml:space="preserve"> PAGEREF _Toc189869529 \h </w:instrText>
+              <w:instrText xml:space="preserve"> PAGEREF _Toc227952107 \h </w:instrText>
             </w:r>
             <w:r>
               <w:rPr>
@@ -368,7 +368,7 @@
               <w14:ligatures w14:val="standardContextual"/>
             </w:rPr>
           </w:pPr>
-          <w:hyperlink w:anchor="_Toc189869530" w:history="1">
+          <w:hyperlink w:anchor="_Toc227952108" w:history="1">
             <w:r>
               <w:rPr>
                 <w:rStyle w:val="Hyperlink"/>
@@ -395,7 +395,7 @@
                 <w:noProof/>
                 <w:webHidden/>
               </w:rPr>
-              <w:instrText xml:space="preserve"> PAGEREF _Toc189869530 \h </w:instrText>
+              <w:instrText xml:space="preserve"> PAGEREF _Toc227952108 \h </w:instrText>
             </w:r>
             <w:r>
               <w:rPr>
@@ -440,7 +440,7 @@
               <w14:ligatures w14:val="standardContextual"/>
             </w:rPr>
           </w:pPr>
-          <w:hyperlink w:anchor="_Toc189869531" w:history="1">
+          <w:hyperlink w:anchor="_Toc227952109" w:history="1">
             <w:r>
               <w:rPr>
                 <w:rStyle w:val="Hyperlink"/>
@@ -467,7 +467,7 @@
                 <w:noProof/>
                 <w:webHidden/>
               </w:rPr>
-              <w:instrText xml:space="preserve"> PAGEREF _Toc189869531 \h </w:instrText>
+              <w:instrText xml:space="preserve"> PAGEREF _Toc227952109 \h </w:instrText>
             </w:r>
             <w:r>
               <w:rPr>
@@ -512,7 +512,7 @@
               <w14:ligatures w14:val="standardContextual"/>
             </w:rPr>
           </w:pPr>
-          <w:hyperlink w:anchor="_Toc189869532" w:history="1">
+          <w:hyperlink w:anchor="_Toc227952110" w:history="1">
             <w:r>
               <w:rPr>
                 <w:rStyle w:val="Hyperlink"/>
@@ -539,7 +539,7 @@
                 <w:noProof/>
                 <w:webHidden/>
               </w:rPr>
-              <w:instrText xml:space="preserve"> PAGEREF _Toc189869532 \h </w:instrText>
+              <w:instrText xml:space="preserve"> PAGEREF _Toc227952110 \h </w:instrText>
             </w:r>
             <w:r>
               <w:rPr>
@@ -584,7 +584,7 @@
               <w14:ligatures w14:val="standardContextual"/>
             </w:rPr>
           </w:pPr>
-          <w:hyperlink w:anchor="_Toc189869533" w:history="1">
+          <w:hyperlink w:anchor="_Toc227952111" w:history="1">
             <w:r>
               <w:rPr>
                 <w:rStyle w:val="Hyperlink"/>
@@ -611,7 +611,7 @@
                 <w:noProof/>
                 <w:webHidden/>
               </w:rPr>
-              <w:instrText xml:space="preserve"> PAGEREF _Toc189869533 \h </w:instrText>
+              <w:instrText xml:space="preserve"> PAGEREF _Toc227952111 \h </w:instrText>
             </w:r>
             <w:r>
               <w:rPr>
@@ -656,7 +656,7 @@
               <w14:ligatures w14:val="standardContextual"/>
             </w:rPr>
           </w:pPr>
-          <w:hyperlink w:anchor="_Toc189869534" w:history="1">
+          <w:hyperlink w:anchor="_Toc227952112" w:history="1">
             <w:r>
               <w:rPr>
                 <w:rStyle w:val="Hyperlink"/>
@@ -683,7 +683,7 @@
                 <w:noProof/>
                 <w:webHidden/>
               </w:rPr>
-              <w:instrText xml:space="preserve"> PAGEREF _Toc189869534 \h </w:instrText>
+              <w:instrText xml:space="preserve"> PAGEREF _Toc227952112 \h </w:instrText>
             </w:r>
             <w:r>
               <w:rPr>
@@ -728,7 +728,7 @@
               <w14:ligatures w14:val="standardContextual"/>
             </w:rPr>
           </w:pPr>
-          <w:hyperlink w:anchor="_Toc189869535" w:history="1">
+          <w:hyperlink w:anchor="_Toc227952113" w:history="1">
             <w:r>
               <w:rPr>
                 <w:rStyle w:val="Hyperlink"/>
@@ -755,7 +755,7 @@
                 <w:noProof/>
                 <w:webHidden/>
               </w:rPr>
-              <w:instrText xml:space="preserve"> PAGEREF _Toc189869535 \h </w:instrText>
+              <w:instrText xml:space="preserve"> PAGEREF _Toc227952113 \h </w:instrText>
             </w:r>
             <w:r>
               <w:rPr>
@@ -800,7 +800,7 @@
               <w14:ligatures w14:val="standardContextual"/>
             </w:rPr>
           </w:pPr>
-          <w:hyperlink w:anchor="_Toc189869536" w:history="1">
+          <w:hyperlink w:anchor="_Toc227952114" w:history="1">
             <w:r>
               <w:rPr>
                 <w:rStyle w:val="Hyperlink"/>
@@ -827,7 +827,7 @@
                 <w:noProof/>
                 <w:webHidden/>
               </w:rPr>
-              <w:instrText xml:space="preserve"> PAGEREF _Toc189869536 \h </w:instrText>
+              <w:instrText xml:space="preserve"> PAGEREF _Toc227952114 \h </w:instrText>
             </w:r>
             <w:r>
               <w:rPr>
@@ -872,7 +872,7 @@
               <w14:ligatures w14:val="standardContextual"/>
             </w:rPr>
           </w:pPr>
-          <w:hyperlink w:anchor="_Toc189869537" w:history="1">
+          <w:hyperlink w:anchor="_Toc227952115" w:history="1">
             <w:r>
               <w:rPr>
                 <w:rStyle w:val="Hyperlink"/>
@@ -899,7 +899,7 @@
                 <w:noProof/>
                 <w:webHidden/>
               </w:rPr>
-              <w:instrText xml:space="preserve"> PAGEREF _Toc189869537 \h </w:instrText>
+              <w:instrText xml:space="preserve"> PAGEREF _Toc227952115 \h </w:instrText>
             </w:r>
             <w:r>
               <w:rPr>
@@ -944,7 +944,7 @@
               <w14:ligatures w14:val="standardContextual"/>
             </w:rPr>
           </w:pPr>
-          <w:hyperlink w:anchor="_Toc189869538" w:history="1">
+          <w:hyperlink w:anchor="_Toc227952116" w:history="1">
             <w:r>
               <w:rPr>
                 <w:rStyle w:val="Hyperlink"/>
@@ -971,7 +971,7 @@
                 <w:noProof/>
                 <w:webHidden/>
               </w:rPr>
-              <w:instrText xml:space="preserve"> PAGEREF _Toc189869538 \h </w:instrText>
+              <w:instrText xml:space="preserve"> PAGEREF _Toc227952116 \h </w:instrText>
             </w:r>
             <w:r>
               <w:rPr>
@@ -1016,7 +1016,7 @@
               <w14:ligatures w14:val="standardContextual"/>
             </w:rPr>
           </w:pPr>
-          <w:hyperlink w:anchor="_Toc189869539" w:history="1">
+          <w:hyperlink w:anchor="_Toc227952117" w:history="1">
             <w:r>
               <w:rPr>
                 <w:rStyle w:val="Hyperlink"/>
@@ -1043,7 +1043,7 @@
                 <w:noProof/>
                 <w:webHidden/>
               </w:rPr>
-              <w:instrText xml:space="preserve"> PAGEREF _Toc189869539 \h </w:instrText>
+              <w:instrText xml:space="preserve"> PAGEREF _Toc227952117 \h </w:instrText>
             </w:r>
             <w:r>
               <w:rPr>
@@ -1088,7 +1088,7 @@
               <w14:ligatures w14:val="standardContextual"/>
             </w:rPr>
           </w:pPr>
-          <w:hyperlink w:anchor="_Toc189869540" w:history="1">
+          <w:hyperlink w:anchor="_Toc227952118" w:history="1">
             <w:r>
               <w:rPr>
                 <w:rStyle w:val="Hyperlink"/>
@@ -1115,7 +1115,7 @@
                 <w:noProof/>
                 <w:webHidden/>
               </w:rPr>
-              <w:instrText xml:space="preserve"> PAGEREF _Toc189869540 \h </w:instrText>
+              <w:instrText xml:space="preserve"> PAGEREF _Toc227952118 \h </w:instrText>
             </w:r>
             <w:r>
               <w:rPr>
@@ -1160,7 +1160,7 @@
               <w14:ligatures w14:val="standardContextual"/>
             </w:rPr>
           </w:pPr>
-          <w:hyperlink w:anchor="_Toc189869541" w:history="1">
+          <w:hyperlink w:anchor="_Toc227952119" w:history="1">
             <w:r>
               <w:rPr>
                 <w:rStyle w:val="Hyperlink"/>
@@ -1187,7 +1187,7 @@
                 <w:noProof/>
                 <w:webHidden/>
               </w:rPr>
-              <w:instrText xml:space="preserve"> PAGEREF _Toc189869541 \h </w:instrText>
+              <w:instrText xml:space="preserve"> PAGEREF _Toc227952119 \h </w:instrText>
             </w:r>
             <w:r>
               <w:rPr>
@@ -1232,7 +1232,7 @@
               <w14:ligatures w14:val="standardContextual"/>
             </w:rPr>
           </w:pPr>
-          <w:hyperlink w:anchor="_Toc189869542" w:history="1">
+          <w:hyperlink w:anchor="_Toc227952120" w:history="1">
             <w:r>
               <w:rPr>
                 <w:rStyle w:val="Hyperlink"/>
@@ -1259,7 +1259,7 @@
                 <w:noProof/>
                 <w:webHidden/>
               </w:rPr>
-              <w:instrText xml:space="preserve"> PAGEREF _Toc189869542 \h </w:instrText>
+              <w:instrText xml:space="preserve"> PAGEREF _Toc227952120 \h </w:instrText>
             </w:r>
             <w:r>
               <w:rPr>
@@ -1304,7 +1304,7 @@
               <w14:ligatures w14:val="standardContextual"/>
             </w:rPr>
           </w:pPr>
-          <w:hyperlink w:anchor="_Toc189869543" w:history="1">
+          <w:hyperlink w:anchor="_Toc227952121" w:history="1">
             <w:r>
               <w:rPr>
                 <w:rStyle w:val="Hyperlink"/>
@@ -1331,7 +1331,7 @@
                 <w:noProof/>
                 <w:webHidden/>
               </w:rPr>
-              <w:instrText xml:space="preserve"> PAGEREF _Toc189869543 \h </w:instrText>
+              <w:instrText xml:space="preserve"> PAGEREF _Toc227952121 \h </w:instrText>
             </w:r>
             <w:r>
               <w:rPr>
@@ -1376,7 +1376,7 @@
               <w14:ligatures w14:val="standardContextual"/>
             </w:rPr>
           </w:pPr>
-          <w:hyperlink w:anchor="_Toc189869544" w:history="1">
+          <w:hyperlink w:anchor="_Toc227952122" w:history="1">
             <w:r>
               <w:rPr>
                 <w:rStyle w:val="Hyperlink"/>
@@ -1403,7 +1403,7 @@
                 <w:noProof/>
                 <w:webHidden/>
               </w:rPr>
-              <w:instrText xml:space="preserve"> PAGEREF _Toc189869544 \h </w:instrText>
+              <w:instrText xml:space="preserve"> PAGEREF _Toc227952122 \h </w:instrText>
             </w:r>
             <w:r>
               <w:rPr>
@@ -1448,7 +1448,7 @@
               <w14:ligatures w14:val="standardContextual"/>
             </w:rPr>
           </w:pPr>
-          <w:hyperlink w:anchor="_Toc189869545" w:history="1">
+          <w:hyperlink w:anchor="_Toc227952123" w:history="1">
             <w:r>
               <w:rPr>
                 <w:rStyle w:val="Hyperlink"/>
@@ -1475,7 +1475,7 @@
                 <w:noProof/>
                 <w:webHidden/>
               </w:rPr>
-              <w:instrText xml:space="preserve"> PAGEREF _Toc189869545 \h </w:instrText>
+              <w:instrText xml:space="preserve"> PAGEREF _Toc227952123 \h </w:instrText>
             </w:r>
             <w:r>
               <w:rPr>
@@ -1520,7 +1520,7 @@
               <w14:ligatures w14:val="standardContextual"/>
             </w:rPr>
           </w:pPr>
-          <w:hyperlink w:anchor="_Toc189869546" w:history="1">
+          <w:hyperlink w:anchor="_Toc227952124" w:history="1">
             <w:r>
               <w:rPr>
                 <w:rStyle w:val="Hyperlink"/>
@@ -1547,7 +1547,7 @@
                 <w:noProof/>
                 <w:webHidden/>
               </w:rPr>
-              <w:instrText xml:space="preserve"> PAGEREF _Toc189869546 \h </w:instrText>
+              <w:instrText xml:space="preserve"> PAGEREF _Toc227952124 \h </w:instrText>
             </w:r>
             <w:r>
               <w:rPr>
@@ -1592,7 +1592,7 @@
               <w14:ligatures w14:val="standardContextual"/>
             </w:rPr>
           </w:pPr>
-          <w:hyperlink w:anchor="_Toc189869547" w:history="1">
+          <w:hyperlink w:anchor="_Toc227952125" w:history="1">
             <w:r>
               <w:rPr>
                 <w:rStyle w:val="Hyperlink"/>
@@ -1619,7 +1619,7 @@
                 <w:noProof/>
                 <w:webHidden/>
               </w:rPr>
-              <w:instrText xml:space="preserve"> PAGEREF _Toc189869547 \h </w:instrText>
+              <w:instrText xml:space="preserve"> PAGEREF _Toc227952125 \h </w:instrText>
             </w:r>
             <w:r>
               <w:rPr>
@@ -1664,7 +1664,7 @@
               <w14:ligatures w14:val="standardContextual"/>
             </w:rPr>
           </w:pPr>
-          <w:hyperlink w:anchor="_Toc189869548" w:history="1">
+          <w:hyperlink w:anchor="_Toc227952126" w:history="1">
             <w:r>
               <w:rPr>
                 <w:rStyle w:val="Hyperlink"/>
@@ -1691,7 +1691,7 @@
                 <w:noProof/>
                 <w:webHidden/>
               </w:rPr>
-              <w:instrText xml:space="preserve"> PAGEREF _Toc189869548 \h </w:instrText>
+              <w:instrText xml:space="preserve"> PAGEREF _Toc227952126 \h </w:instrText>
             </w:r>
             <w:r>
               <w:rPr>
@@ -1736,7 +1736,7 @@
               <w14:ligatures w14:val="standardContextual"/>
             </w:rPr>
           </w:pPr>
-          <w:hyperlink w:anchor="_Toc189869549" w:history="1">
+          <w:hyperlink w:anchor="_Toc227952127" w:history="1">
             <w:r>
               <w:rPr>
                 <w:rStyle w:val="Hyperlink"/>
@@ -1763,7 +1763,7 @@
                 <w:noProof/>
                 <w:webHidden/>
               </w:rPr>
-              <w:instrText xml:space="preserve"> PAGEREF _Toc189869549 \h </w:instrText>
+              <w:instrText xml:space="preserve"> PAGEREF _Toc227952127 \h </w:instrText>
             </w:r>
             <w:r>
               <w:rPr>
@@ -1808,7 +1808,7 @@
               <w14:ligatures w14:val="standardContextual"/>
             </w:rPr>
           </w:pPr>
-          <w:hyperlink w:anchor="_Toc189869550" w:history="1">
+          <w:hyperlink w:anchor="_Toc227952128" w:history="1">
             <w:r>
               <w:rPr>
                 <w:rStyle w:val="Hyperlink"/>
@@ -1835,7 +1835,7 @@
                 <w:noProof/>
                 <w:webHidden/>
               </w:rPr>
-              <w:instrText xml:space="preserve"> PAGEREF _Toc189869550 \h </w:instrText>
+              <w:instrText xml:space="preserve"> PAGEREF _Toc227952128 \h </w:instrText>
             </w:r>
             <w:r>
               <w:rPr>
@@ -1880,7 +1880,7 @@
               <w14:ligatures w14:val="standardContextual"/>
             </w:rPr>
           </w:pPr>
-          <w:hyperlink w:anchor="_Toc189869551" w:history="1">
+          <w:hyperlink w:anchor="_Toc227952129" w:history="1">
             <w:r>
               <w:rPr>
                 <w:rStyle w:val="Hyperlink"/>
@@ -1907,7 +1907,7 @@
                 <w:noProof/>
                 <w:webHidden/>
               </w:rPr>
-              <w:instrText xml:space="preserve"> PAGEREF _Toc189869551 \h </w:instrText>
+              <w:instrText xml:space="preserve"> PAGEREF _Toc227952129 \h </w:instrText>
             </w:r>
             <w:r>
               <w:rPr>
@@ -1952,7 +1952,7 @@
               <w14:ligatures w14:val="standardContextual"/>
             </w:rPr>
           </w:pPr>
-          <w:hyperlink w:anchor="_Toc189869552" w:history="1">
+          <w:hyperlink w:anchor="_Toc227952130" w:history="1">
             <w:r>
               <w:rPr>
                 <w:rStyle w:val="Hyperlink"/>
@@ -1979,7 +1979,7 @@
                 <w:noProof/>
                 <w:webHidden/>
               </w:rPr>
-              <w:instrText xml:space="preserve"> PAGEREF _Toc189869552 \h </w:instrText>
+              <w:instrText xml:space="preserve"> PAGEREF _Toc227952130 \h </w:instrText>
             </w:r>
             <w:r>
               <w:rPr>
@@ -2024,7 +2024,7 @@
               <w14:ligatures w14:val="standardContextual"/>
             </w:rPr>
           </w:pPr>
-          <w:hyperlink w:anchor="_Toc189869553" w:history="1">
+          <w:hyperlink w:anchor="_Toc227952131" w:history="1">
             <w:r>
               <w:rPr>
                 <w:rStyle w:val="Hyperlink"/>
@@ -2051,7 +2051,7 @@
                 <w:noProof/>
                 <w:webHidden/>
               </w:rPr>
-              <w:instrText xml:space="preserve"> PAGEREF _Toc189869553 \h </w:instrText>
+              <w:instrText xml:space="preserve"> PAGEREF _Toc227952131 \h </w:instrText>
             </w:r>
             <w:r>
               <w:rPr>
@@ -2096,7 +2096,7 @@
               <w14:ligatures w14:val="standardContextual"/>
             </w:rPr>
           </w:pPr>
-          <w:hyperlink w:anchor="_Toc189869554" w:history="1">
+          <w:hyperlink w:anchor="_Toc227952132" w:history="1">
             <w:r>
               <w:rPr>
                 <w:rStyle w:val="Hyperlink"/>
@@ -2123,7 +2123,7 @@
                 <w:noProof/>
                 <w:webHidden/>
               </w:rPr>
-              <w:instrText xml:space="preserve"> PAGEREF _Toc189869554 \h </w:instrText>
+              <w:instrText xml:space="preserve"> PAGEREF _Toc227952132 \h </w:instrText>
             </w:r>
             <w:r>
               <w:rPr>
@@ -2182,7 +2182,7 @@
       <w:pPr>
         <w:pStyle w:val="Heading1"/>
       </w:pPr>
-      <w:bookmarkStart w:id="2" w:name="_Toc189869528"/>
+      <w:bookmarkStart w:id="2" w:name="_Toc227952106"/>
       <w:r>
         <w:lastRenderedPageBreak/>
         <w:t>Introduction</w:t>
@@ -2221,7 +2221,15 @@
         <w:t>consists</w:t>
       </w:r>
       <w:r>
-        <w:t xml:space="preserve"> of 2 independent Autopilots (APs). Each system has a coupled Auto Thrust System (ATS).</w:t>
+        <w:t xml:space="preserve"> of 2 independent Autopilots (APs). Each system has a </w:t>
+      </w:r>
+      <w:proofErr w:type="gramStart"/>
+      <w:r>
+        <w:t>coupled</w:t>
+      </w:r>
+      <w:proofErr w:type="gramEnd"/>
+      <w:r>
+        <w:t xml:space="preserve"> Auto Thrust System (ATS).</w:t>
       </w:r>
       <w:r>
         <w:t xml:space="preserve"> The system is capable of automatically flying the aircraft from shortly after liftoff to touchdown and rollout.</w:t>
@@ -2293,7 +2301,7 @@
       <w:pPr>
         <w:pStyle w:val="Heading1"/>
       </w:pPr>
-      <w:bookmarkStart w:id="3" w:name="_Toc189869529"/>
+      <w:bookmarkStart w:id="3" w:name="_Toc227952107"/>
       <w:r>
         <w:t>Flight Mode Annunciator</w:t>
       </w:r>
@@ -3276,7 +3284,7 @@
       <w:pPr>
         <w:pStyle w:val="Heading2"/>
       </w:pPr>
-      <w:bookmarkStart w:id="4" w:name="_Toc189869530"/>
+      <w:bookmarkStart w:id="4" w:name="_Toc227952108"/>
       <w:r>
         <w:t>Status Box</w:t>
       </w:r>
@@ -3381,7 +3389,15 @@
     </w:p>
     <w:p>
       <w:r>
-        <w:t>When not visible, the system</w:t>
+        <w:t xml:space="preserve">When </w:t>
+      </w:r>
+      <w:proofErr w:type="gramStart"/>
+      <w:r>
+        <w:t>not</w:t>
+      </w:r>
+      <w:proofErr w:type="gramEnd"/>
+      <w:r>
+        <w:t xml:space="preserve"> visible, the system</w:t>
       </w:r>
       <w:r>
         <w:t>s</w:t>
@@ -3408,7 +3424,15 @@
         <w:t xml:space="preserve"> </w:t>
       </w:r>
       <w:r>
-        <w:t>AP2 is displayed to indicate the active system. During a DUAL LAND, both APs are engaged, and simply A</w:t>
+        <w:t xml:space="preserve">AP2 is displayed to indicate the active system. During </w:t>
+      </w:r>
+      <w:proofErr w:type="gramStart"/>
+      <w:r>
+        <w:t>a DUAL</w:t>
+      </w:r>
+      <w:proofErr w:type="gramEnd"/>
+      <w:r>
+        <w:t xml:space="preserve"> LAND, both APs are engaged, and simply A</w:t>
       </w:r>
       <w:r>
         <w:t>P</w:t>
@@ -3548,7 +3572,7 @@
       <w:pPr>
         <w:pStyle w:val="Heading1"/>
       </w:pPr>
-      <w:bookmarkStart w:id="5" w:name="_Toc189869531"/>
+      <w:bookmarkStart w:id="5" w:name="_Toc227952109"/>
       <w:r>
         <w:t>Auto</w:t>
       </w:r>
@@ -3564,7 +3588,7 @@
       <w:pPr>
         <w:pStyle w:val="Heading2"/>
       </w:pPr>
-      <w:bookmarkStart w:id="6" w:name="_Toc189869532"/>
+      <w:bookmarkStart w:id="6" w:name="_Toc227952110"/>
       <w:r>
         <w:t>Speed Mode</w:t>
       </w:r>
@@ -3745,7 +3769,7 @@
       <w:pPr>
         <w:pStyle w:val="Heading2"/>
       </w:pPr>
-      <w:bookmarkStart w:id="7" w:name="_Toc189869533"/>
+      <w:bookmarkStart w:id="7" w:name="_Toc227952111"/>
       <w:r>
         <w:t>Lateral Modes</w:t>
       </w:r>
@@ -3926,7 +3950,7 @@
       <w:pPr>
         <w:pStyle w:val="Heading2"/>
       </w:pPr>
-      <w:bookmarkStart w:id="8" w:name="_Toc189869534"/>
+      <w:bookmarkStart w:id="8" w:name="_Toc227952112"/>
       <w:r>
         <w:lastRenderedPageBreak/>
         <w:t>Vertical Modes</w:t>
@@ -4122,8 +4146,13 @@
       <w:r>
         <w:t xml:space="preserve"> the </w:t>
       </w:r>
-      <w:r>
-        <w:t>airspeed by adjusting pitch angle</w:t>
+      <w:proofErr w:type="gramStart"/>
+      <w:r>
+        <w:t>airspeed</w:t>
+      </w:r>
+      <w:proofErr w:type="gramEnd"/>
+      <w:r>
+        <w:t xml:space="preserve"> by adjusting pitch angle</w:t>
       </w:r>
       <w:r>
         <w:t>,</w:t>
@@ -4180,7 +4209,15 @@
         <w:t xml:space="preserve"> any</w:t>
       </w:r>
       <w:r>
-        <w:t xml:space="preserve"> CLAMP mode, the throttle servos are unpowered and the levers can be moved by the pilot.</w:t>
+        <w:t xml:space="preserve"> CLAMP mode, the throttle servos are </w:t>
+      </w:r>
+      <w:proofErr w:type="gramStart"/>
+      <w:r>
+        <w:t>unpowered</w:t>
+      </w:r>
+      <w:proofErr w:type="gramEnd"/>
+      <w:r>
+        <w:t xml:space="preserve"> and the levers can be moved by the pilot.</w:t>
       </w:r>
       <w:r>
         <w:t xml:space="preserve"> </w:t>
@@ -4343,7 +4380,7 @@
       <w:pPr>
         <w:pStyle w:val="Heading2"/>
       </w:pPr>
-      <w:bookmarkStart w:id="9" w:name="_Toc189869535"/>
+      <w:bookmarkStart w:id="9" w:name="_Toc227952113"/>
       <w:r>
         <w:t>Land Modes</w:t>
       </w:r>
@@ -4487,7 +4524,7 @@
       <w:pPr>
         <w:pStyle w:val="Heading2"/>
       </w:pPr>
-      <w:bookmarkStart w:id="10" w:name="_Toc189869536"/>
+      <w:bookmarkStart w:id="10" w:name="_Toc227952114"/>
       <w:r>
         <w:lastRenderedPageBreak/>
         <w:t>Armed Modes</w:t>
@@ -4625,7 +4662,7 @@
       <w:pPr>
         <w:pStyle w:val="Heading2"/>
       </w:pPr>
-      <w:bookmarkStart w:id="11" w:name="_Toc189869537"/>
+      <w:bookmarkStart w:id="11" w:name="_Toc227952115"/>
       <w:r>
         <w:t>Speed Protection</w:t>
       </w:r>
@@ -4733,7 +4770,15 @@
         <w:t xml:space="preserve"> speed protection will engage and adjust the throttles </w:t>
       </w:r>
       <w:r>
-        <w:t>to correct the airspeed.</w:t>
+        <w:t xml:space="preserve">to correct the </w:t>
+      </w:r>
+      <w:proofErr w:type="gramStart"/>
+      <w:r>
+        <w:t>airspeed</w:t>
+      </w:r>
+      <w:proofErr w:type="gramEnd"/>
+      <w:r>
+        <w:t>.</w:t>
       </w:r>
       <w:r>
         <w:t xml:space="preserve"> The current</w:t>
@@ -4843,8 +4888,13 @@
       <w:r>
         <w:t xml:space="preserve">recaptures the speed target and </w:t>
       </w:r>
-      <w:r>
-        <w:t>continues on its current trajectory.</w:t>
+      <w:proofErr w:type="gramStart"/>
+      <w:r>
+        <w:t>continues on</w:t>
+      </w:r>
+      <w:proofErr w:type="gramEnd"/>
+      <w:r>
+        <w:t xml:space="preserve"> its current trajectory.</w:t>
       </w:r>
     </w:p>
     <w:p/>
@@ -4866,7 +4916,7 @@
       <w:pPr>
         <w:pStyle w:val="Heading1"/>
       </w:pPr>
-      <w:bookmarkStart w:id="12" w:name="_Toc189869538"/>
+      <w:bookmarkStart w:id="12" w:name="_Toc227952116"/>
       <w:r>
         <w:lastRenderedPageBreak/>
         <w:t>Controls</w:t>
@@ -4877,7 +4927,7 @@
       <w:pPr>
         <w:pStyle w:val="Heading2"/>
       </w:pPr>
-      <w:bookmarkStart w:id="13" w:name="_Toc189869539"/>
+      <w:bookmarkStart w:id="13" w:name="_Toc227952117"/>
       <w:r>
         <w:t>Flight Control Panel</w:t>
       </w:r>
@@ -6968,8 +7018,13 @@
         </w:numPr>
       </w:pPr>
       <w:r>
-        <w:t>Push knobs by left clicking</w:t>
-      </w:r>
+        <w:t xml:space="preserve">Push knobs by </w:t>
+      </w:r>
+      <w:proofErr w:type="gramStart"/>
+      <w:r>
+        <w:t>left clicking</w:t>
+      </w:r>
+      <w:proofErr w:type="gramEnd"/>
     </w:p>
     <w:p>
       <w:pPr>
@@ -7576,7 +7631,15 @@
         <w:t>either</w:t>
       </w:r>
       <w:r>
-        <w:t xml:space="preserve"> AP1 and AP2</w:t>
+        <w:t xml:space="preserve"> AP1 </w:t>
+      </w:r>
+      <w:proofErr w:type="gramStart"/>
+      <w:r>
+        <w:t>and</w:t>
+      </w:r>
+      <w:proofErr w:type="gramEnd"/>
+      <w:r>
+        <w:t xml:space="preserve"> AP2</w:t>
       </w:r>
       <w:r>
         <w:t>. The engaged AP is</w:t>
@@ -7666,7 +7729,21 @@
         <w:rPr>
           <w:color w:val="000000" w:themeColor="text1"/>
         </w:rPr>
-        <w:t>Do not use during normal operation.</w:t>
+        <w:t xml:space="preserve">Do not </w:t>
+      </w:r>
+      <w:proofErr w:type="gramStart"/>
+      <w:r>
+        <w:rPr>
+          <w:color w:val="000000" w:themeColor="text1"/>
+        </w:rPr>
+        <w:t>use</w:t>
+      </w:r>
+      <w:proofErr w:type="gramEnd"/>
+      <w:r>
+        <w:rPr>
+          <w:color w:val="000000" w:themeColor="text1"/>
+        </w:rPr>
+        <w:t xml:space="preserve"> during normal operation.</w:t>
       </w:r>
       <w:r>
         <w:rPr>
@@ -8044,7 +8121,7 @@
       </w:r>
     </w:p>
     <w:p/>
-    <w:bookmarkStart w:id="14" w:name="_Toc189869540"/>
+    <w:bookmarkStart w:id="14" w:name="_Toc227952118"/>
     <w:p>
       <w:pPr>
         <w:pStyle w:val="Heading2"/>
@@ -9018,7 +9095,32 @@
         <w:t>APs</w:t>
       </w:r>
       <w:r>
-        <w:t>. Aural warning will sound and the AP OFF box on the FMA will flash red. Second press silences the warning. Holding the button temporarily overrides LSAS and RCWS.</w:t>
+        <w:t xml:space="preserve">. Aural warning will sound and the AP OFF box on the FMA will flash red. </w:t>
+      </w:r>
+      <w:proofErr w:type="gramStart"/>
+      <w:r>
+        <w:t>Second</w:t>
+      </w:r>
+      <w:proofErr w:type="gramEnd"/>
+      <w:r>
+        <w:t xml:space="preserve"> press silences the warning. </w:t>
+      </w:r>
+      <w:r>
+        <w:t xml:space="preserve">The warning will not </w:t>
+      </w:r>
+      <w:proofErr w:type="spellStart"/>
+      <w:r>
+        <w:t>reset</w:t>
+      </w:r>
+      <w:proofErr w:type="spellEnd"/>
+      <w:r>
+        <w:t xml:space="preserve"> until it has played at least once.</w:t>
+      </w:r>
+      <w:r>
+        <w:t xml:space="preserve"> </w:t>
+      </w:r>
+      <w:r>
+        <w:t>Holding the button temporarily overrides LSAS and RCWS.</w:t>
       </w:r>
       <w:r>
         <w:br/>
@@ -9257,7 +9359,7 @@
       <w:pPr>
         <w:pStyle w:val="Heading1"/>
       </w:pPr>
-      <w:bookmarkStart w:id="15" w:name="_Toc189869541"/>
+      <w:bookmarkStart w:id="15" w:name="_Toc227952119"/>
       <w:r>
         <w:t>Roll Control Wheel Steering</w:t>
       </w:r>
@@ -9286,7 +9388,13 @@
         <w:t>AP</w:t>
       </w:r>
       <w:r>
-        <w:t xml:space="preserve"> is off and the aircraft is above 50</w:t>
+        <w:t xml:space="preserve"> is </w:t>
+      </w:r>
+      <w:r>
+        <w:t>off,</w:t>
+      </w:r>
+      <w:r>
+        <w:t xml:space="preserve"> and the aircraft is above 50</w:t>
       </w:r>
       <w:r>
         <w:t>0 feet</w:t>
@@ -9321,6 +9429,7 @@
     </w:p>
     <w:p>
       <w:r>
+        <w:lastRenderedPageBreak/>
         <w:t>RCWS 1 outputs to the left inboard ailero</w:t>
       </w:r>
       <w:r>
@@ -9347,7 +9456,6 @@
     </w:p>
     <w:p>
       <w:r>
-        <w:lastRenderedPageBreak/>
         <w:t>When there is no force on the control wheel, RCWS maintains the current roll attitude. When control wheel inputs are made, RCWS commands a roll rate proportional to wheel input.</w:t>
       </w:r>
     </w:p>
@@ -9376,12 +9484,28 @@
     </w:p>
     <w:p>
       <w:r>
-        <w:t>RCWS is a parallel function, so inputs that it makes are visible by control wheel movement.</w:t>
-      </w:r>
-    </w:p>
-    <w:p>
-      <w:r>
-        <w:t>If both RCWS and deflected ailerons are equipped, there will be a momentary control wheel deflection when the ailerons deflect or retract with the flaps. This is normal and has negligible effect</w:t>
+        <w:t xml:space="preserve">RCWS is a parallel function, so inputs that it makes are visible by </w:t>
+      </w:r>
+      <w:proofErr w:type="gramStart"/>
+      <w:r>
+        <w:t>control</w:t>
+      </w:r>
+      <w:proofErr w:type="gramEnd"/>
+      <w:r>
+        <w:t xml:space="preserve"> wheel movement.</w:t>
+      </w:r>
+    </w:p>
+    <w:p>
+      <w:r>
+        <w:t xml:space="preserve">If both RCWS and deflected ailerons are equipped, there will be </w:t>
+      </w:r>
+      <w:proofErr w:type="gramStart"/>
+      <w:r>
+        <w:t>a momentary</w:t>
+      </w:r>
+      <w:proofErr w:type="gramEnd"/>
+      <w:r>
+        <w:t xml:space="preserve"> control wheel deflection when the ailerons deflect or retract with the flaps. This is normal and has negligible effect</w:t>
       </w:r>
       <w:r>
         <w:t>s</w:t>
@@ -9396,7 +9520,15 @@
         <w:t>due to the RCWS aileron lagging slightly behind the other ailerons</w:t>
       </w:r>
       <w:r>
-        <w:t xml:space="preserve"> causing the FCC to backdrive the </w:t>
+        <w:t xml:space="preserve"> causing the FCC to </w:t>
+      </w:r>
+      <w:proofErr w:type="spellStart"/>
+      <w:r>
+        <w:t>backdrive</w:t>
+      </w:r>
+      <w:proofErr w:type="spellEnd"/>
+      <w:r>
+        <w:t xml:space="preserve"> the </w:t>
       </w:r>
       <w:r>
         <w:t xml:space="preserve">control </w:t>
@@ -9410,7 +9542,7 @@
       <w:pPr>
         <w:pStyle w:val="Heading1"/>
       </w:pPr>
-      <w:bookmarkStart w:id="16" w:name="_Toc189869542"/>
+      <w:bookmarkStart w:id="16" w:name="_Toc227952120"/>
       <w:r>
         <w:t>Longitudinal Stability Augmentation System</w:t>
       </w:r>
@@ -9452,8 +9584,13 @@
       <w:r>
         <w:t xml:space="preserve">There are multiple functions of the system which can </w:t>
       </w:r>
-      <w:r>
-        <w:t xml:space="preserve">combined can </w:t>
+      <w:proofErr w:type="gramStart"/>
+      <w:r>
+        <w:t>combined</w:t>
+      </w:r>
+      <w:proofErr w:type="gramEnd"/>
+      <w:r>
+        <w:t xml:space="preserve"> can </w:t>
       </w:r>
       <w:r>
         <w:t>deflect each elevator a maximum of 5 degrees.</w:t>
@@ -9734,6 +9871,9 @@
       <w:r>
         <w:t xml:space="preserve"> radio altitude.</w:t>
       </w:r>
+      <w:r>
+        <w:br/>
+      </w:r>
     </w:p>
     <w:p>
       <w:pPr>
@@ -9746,6 +9886,7 @@
         <w:rPr>
           <w:u w:val="single"/>
         </w:rPr>
+        <w:lastRenderedPageBreak/>
         <w:t>Positive Nose Lowering (PNL)</w:t>
       </w:r>
       <w:r>
@@ -9759,11 +9900,7 @@
         <w:t>PNL c</w:t>
       </w:r>
       <w:r>
-        <w:t xml:space="preserve">ounteracts the tendency of the aircraft to pitch up when the ground spoilers deploy on touchdown. When the spoilers begin to extend, LSAS will apply 3 degrees of nose down elevator. Once the spoilers extend past 10 </w:t>
-      </w:r>
-      <w:r>
-        <w:lastRenderedPageBreak/>
-        <w:t xml:space="preserve">degrees, </w:t>
+        <w:t xml:space="preserve">ounteracts the tendency of the aircraft to pitch up when the ground spoilers deploy on touchdown. When the spoilers begin to extend, LSAS will apply 3 degrees of nose down elevator. Once the spoilers extend past 10 degrees, </w:t>
       </w:r>
       <w:r>
         <w:t>the command</w:t>
@@ -9821,7 +9958,23 @@
         <w:t>.</w:t>
       </w:r>
       <w:r>
-        <w:t xml:space="preserve"> The target is variable based on the throttle setting. LSAS does not provide flap, slat, or gear overspeed protection.</w:t>
+        <w:t xml:space="preserve"> The target is variable based on the throttle setting. LSAS does not provide flap, </w:t>
+      </w:r>
+      <w:proofErr w:type="gramStart"/>
+      <w:r>
+        <w:t>slat</w:t>
+      </w:r>
+      <w:proofErr w:type="gramEnd"/>
+      <w:r>
+        <w:t xml:space="preserve">, or </w:t>
+      </w:r>
+      <w:proofErr w:type="gramStart"/>
+      <w:r>
+        <w:t>gear overspeed</w:t>
+      </w:r>
+      <w:proofErr w:type="gramEnd"/>
+      <w:r>
+        <w:t xml:space="preserve"> protection.</w:t>
       </w:r>
     </w:p>
     <w:p>
@@ -9860,7 +10013,7 @@
       <w:pPr>
         <w:pStyle w:val="Heading1"/>
       </w:pPr>
-      <w:bookmarkStart w:id="17" w:name="_Toc189869543"/>
+      <w:bookmarkStart w:id="17" w:name="_Toc227952121"/>
       <w:r>
         <w:t>Yaw Damper</w:t>
       </w:r>
@@ -9950,7 +10103,7 @@
       <w:pPr>
         <w:pStyle w:val="Heading1"/>
       </w:pPr>
-      <w:bookmarkStart w:id="18" w:name="_Toc189869544"/>
+      <w:bookmarkStart w:id="18" w:name="_Toc227952122"/>
       <w:r>
         <w:t>Elevator Feel</w:t>
       </w:r>
@@ -9990,9 +10143,11 @@
       <w:r>
         <w:t xml:space="preserve"> control column force to provide similar pitch response throughout the </w:t>
       </w:r>
+      <w:proofErr w:type="gramStart"/>
       <w:r>
         <w:t>airspeed</w:t>
       </w:r>
+      <w:proofErr w:type="gramEnd"/>
       <w:r>
         <w:t xml:space="preserve"> envelope</w:t>
       </w:r>
@@ -10025,7 +10180,7 @@
       <w:pPr>
         <w:pStyle w:val="Heading1"/>
       </w:pPr>
-      <w:bookmarkStart w:id="19" w:name="_Toc189869545"/>
+      <w:bookmarkStart w:id="19" w:name="_Toc227952123"/>
       <w:r>
         <w:t>Flap Limit</w:t>
       </w:r>
@@ -10045,7 +10200,15 @@
         <w:t>L</w:t>
       </w:r>
       <w:r>
-        <w:t>imit system prevents the flaps from extending to certain positions until the airspeed is low enough. When activated, the flap selection will be boxed in amber on the Primary Flight Displays.</w:t>
+        <w:t xml:space="preserve">imit system prevents the flaps from extending to certain positions until the </w:t>
+      </w:r>
+      <w:proofErr w:type="gramStart"/>
+      <w:r>
+        <w:t>airspeed</w:t>
+      </w:r>
+      <w:proofErr w:type="gramEnd"/>
+      <w:r>
+        <w:t xml:space="preserve"> is low enough. When activated, the flap selection will be boxed in amber on the Primary Flight Displays.</w:t>
       </w:r>
       <w:r>
         <w:t xml:space="preserve"> Protection is provided for flaps 22 through 50</w:t>
@@ -10084,7 +10247,7 @@
       <w:pPr>
         <w:pStyle w:val="Heading1"/>
       </w:pPr>
-      <w:bookmarkStart w:id="20" w:name="_Toc189869546"/>
+      <w:bookmarkStart w:id="20" w:name="_Toc227952124"/>
       <w:r>
         <w:lastRenderedPageBreak/>
         <w:t>Procedures</w:t>
@@ -10095,7 +10258,7 @@
       <w:pPr>
         <w:pStyle w:val="Heading2"/>
       </w:pPr>
-      <w:bookmarkStart w:id="21" w:name="_Toc189869547"/>
+      <w:bookmarkStart w:id="21" w:name="_Toc227952125"/>
       <w:r>
         <w:t>Takeoff and Climb</w:t>
       </w:r>
@@ -10786,7 +10949,7 @@
       <w:pPr>
         <w:pStyle w:val="Heading2"/>
       </w:pPr>
-      <w:bookmarkStart w:id="22" w:name="_Toc189869548"/>
+      <w:bookmarkStart w:id="22" w:name="_Toc227952126"/>
       <w:r>
         <w:t>Engaging the AP</w:t>
       </w:r>
@@ -10836,7 +10999,7 @@
       <w:pPr>
         <w:pStyle w:val="Heading2"/>
       </w:pPr>
-      <w:bookmarkStart w:id="23" w:name="_Toc189869549"/>
+      <w:bookmarkStart w:id="23" w:name="_Toc227952127"/>
       <w:r>
         <w:t>Disengaging the AP or</w:t>
       </w:r>
@@ -10941,7 +11104,10 @@
         <w:t>b</w:t>
       </w:r>
       <w:r>
-        <w:t>utton again.</w:t>
+        <w:t>utton again</w:t>
+      </w:r>
+      <w:r>
+        <w:t>. The warning will not reset until it has played at least once.</w:t>
       </w:r>
     </w:p>
     <w:p/>
@@ -10949,7 +11115,7 @@
       <w:pPr>
         <w:pStyle w:val="Heading2"/>
       </w:pPr>
-      <w:bookmarkStart w:id="24" w:name="_Toc189869550"/>
+      <w:bookmarkStart w:id="24" w:name="_Toc227952128"/>
       <w:r>
         <w:t>Setting a New Speed or Heading</w:t>
       </w:r>
@@ -11010,7 +11176,7 @@
       <w:pPr>
         <w:pStyle w:val="Heading2"/>
       </w:pPr>
-      <w:bookmarkStart w:id="25" w:name="_Toc189869551"/>
+      <w:bookmarkStart w:id="25" w:name="_Toc227952129"/>
       <w:r>
         <w:lastRenderedPageBreak/>
         <w:t>Climbing or Descending to a New Altitude</w:t>
@@ -11106,7 +11272,7 @@
       <w:pPr>
         <w:pStyle w:val="Heading2"/>
       </w:pPr>
-      <w:bookmarkStart w:id="26" w:name="_Toc189869552"/>
+      <w:bookmarkStart w:id="26" w:name="_Toc227952130"/>
       <w:r>
         <w:t>Performing an ILS Approach</w:t>
       </w:r>
@@ -11199,7 +11365,15 @@
         <w:t xml:space="preserve">When LOC engages, ensure LAND ARMED is </w:t>
       </w:r>
       <w:r>
-        <w:t xml:space="preserve">displayed in the vertical mode </w:t>
+        <w:t xml:space="preserve">displayed in </w:t>
+      </w:r>
+      <w:proofErr w:type="gramStart"/>
+      <w:r>
+        <w:t>the vertical</w:t>
+      </w:r>
+      <w:proofErr w:type="gramEnd"/>
+      <w:r>
+        <w:t xml:space="preserve"> mode </w:t>
       </w:r>
       <w:r>
         <w:t>on</w:t>
@@ -11279,7 +11453,7 @@
       <w:pPr>
         <w:pStyle w:val="Heading2"/>
       </w:pPr>
-      <w:bookmarkStart w:id="27" w:name="_Toc189869553"/>
+      <w:bookmarkStart w:id="27" w:name="_Toc227952131"/>
       <w:r>
         <w:t>Tracking an ILS Localizer</w:t>
       </w:r>
@@ -11312,7 +11486,15 @@
         </w:numPr>
       </w:pPr>
       <w:r>
-        <w:t>When on an intercept course (30 degrees or less recommended), select *LOC ONLY option in the MCDU NAV RAD page.</w:t>
+        <w:t xml:space="preserve">When on an intercept course (30 degrees or less recommended), select *LOC ONLY option </w:t>
+      </w:r>
+      <w:proofErr w:type="gramStart"/>
+      <w:r>
+        <w:t>in</w:t>
+      </w:r>
+      <w:proofErr w:type="gramEnd"/>
+      <w:r>
+        <w:t xml:space="preserve"> the MCDU NAV RAD page.</w:t>
       </w:r>
     </w:p>
     <w:p>
@@ -11338,7 +11520,7 @@
       <w:pPr>
         <w:pStyle w:val="Heading2"/>
       </w:pPr>
-      <w:bookmarkStart w:id="28" w:name="_Toc189869554"/>
+      <w:bookmarkStart w:id="28" w:name="_Toc227952132"/>
       <w:r>
         <w:t>Tracking a VOR Radial</w:t>
       </w:r>
